--- a/policies/build/masters/PSQ.4_v2_master.docx
+++ b/policies/build/masters/PSQ.4_v2_master.docx
@@ -11,40 +11,25 @@
         <w:rPr>
           <w:b/>
           <w:bCs/>
+          <w:sz w:val="28"/>
+          <w:szCs w:val="28"/>
+        </w:rPr>
+        <w:t>Policy on Management Support for Patient Safety and Quality Improvement</w:t>
+      </w:r>
+    </w:p>
+    <w:p>
+      <w:pPr>
+        <w:spacing w:after="60"/>
+        <w:jc w:val="center"/>
+      </w:pPr>
+      <w:r>
+        <w:rPr>
+          <w:b/>
+          <w:bCs/>
           <w:sz w:val="32"/>
           <w:szCs w:val="32"/>
         </w:rPr>
         <w:t xml:space="preserve">«Hospital Name»</w:t>
-      </w:r>
-    </w:p>
-    <w:p>
-      <w:pPr>
-        <w:spacing w:after="60"/>
-        <w:jc w:val="center"/>
-      </w:pPr>
-      <w:r>
-        <w:rPr>
-          <w:b/>
-          <w:bCs/>
-          <w:sz w:val="28"/>
-          <w:szCs w:val="28"/>
-        </w:rPr>
-        <w:t xml:space="preserve">Management Support for Patient Safety and Quality Improvement</w:t>
-      </w:r>
-    </w:p>
-    <w:p>
-      <w:pPr>
-        <w:spacing w:after="240"/>
-        <w:jc w:val="center"/>
-      </w:pPr>
-      <w:r>
-        <w:rPr>
-          <w:i/>
-          <w:iCs/>
-          <w:sz w:val="20"/>
-          <w:szCs w:val="20"/>
-        </w:rPr>
-        <w:t xml:space="preserve">Management support for patient safety and quality improvement.</w:t>
       </w:r>
     </w:p>
     <w:p>
@@ -2299,155 +2284,6 @@
         <w:t xml:space="preserve">The Nursing Superintendent holds signed acknowledgements with the induction record.</w:t>
       </w:r>
     </w:p>
-    <w:p>
-      <w:pPr>
-        <w:pStyle w:val="Heading1"/>
-        <w:spacing w:after="120" w:before="280"/>
-      </w:pPr>
-      <w:r>
-        <w:t xml:space="preserve">9. References</w:t>
-      </w:r>
-    </w:p>
-    <w:p>
-      <w:pPr>
-        <w:pStyle w:val="ListParagraph"/>
-        <w:numPr>
-          <w:ilvl w:val="0"/>
-          <w:numId w:val="1"/>
-        </w:numPr>
-        <w:spacing w:after="60"/>
-      </w:pPr>
-      <w:r>
-        <w:rPr>
-          <w:sz w:val="22"/>
-          <w:szCs w:val="22"/>
-        </w:rPr>
-        <w:t xml:space="preserve">National Accreditation Board for Hospitals and Healthcare Providers (NABH), Standards for Small Healthcare Organisations, 3rd Edition — Patient Safety and Quality Improvement chapter, standard PSQ.4.</w:t>
-      </w:r>
-    </w:p>
-    <w:p>
-      <w:pPr>
-        <w:pStyle w:val="ListParagraph"/>
-        <w:numPr>
-          <w:ilvl w:val="0"/>
-          <w:numId w:val="1"/>
-        </w:numPr>
-        <w:spacing w:after="60"/>
-      </w:pPr>
-      <w:r>
-        <w:rPr>
-          <w:sz w:val="22"/>
-          <w:szCs w:val="22"/>
-        </w:rPr>
-        <w:t xml:space="preserve">Internal documents of «Hospital Name»: patient-safety and QI programme documents (PSQ.1); annual budget with safety/QI allocation; workforce feedback records; leadership briefing and acknowledgement records.</w:t>
-      </w:r>
-    </w:p>
-    <w:p>
-      <w:pPr>
-        <w:pStyle w:val="Heading1"/>
-        <w:spacing w:after="120" w:before="280"/>
-      </w:pPr>
-      <w:r>
-        <w:t xml:space="preserve">10. Distribution</w:t>
-      </w:r>
-    </w:p>
-    <w:p>
-      <w:pPr>
-        <w:spacing w:after="140"/>
-      </w:pPr>
-      <w:r>
-        <w:rPr>
-          <w:sz w:val="22"/>
-          <w:szCs w:val="22"/>
-        </w:rPr>
-        <w:t xml:space="preserve">Official master copy: office of the Medical Superintendent, «Hospital Name», with the Quality Coordinator.</w:t>
-      </w:r>
-    </w:p>
-    <w:p>
-      <w:pPr>
-        <w:spacing w:after="140"/>
-      </w:pPr>
-      <w:r>
-        <w:rPr>
-          <w:sz w:val="22"/>
-          <w:szCs w:val="22"/>
-        </w:rPr>
-        <w:t xml:space="preserve">Copies issued to: Medical Superintendent; department heads; patient-safety / QI committee members; nursing administration.</w:t>
-      </w:r>
-    </w:p>
-    <w:p>
-      <w:pPr>
-        <w:spacing w:after="140"/>
-      </w:pPr>
-      <w:r>
-        <w:rPr>
-          <w:sz w:val="22"/>
-          <w:szCs w:val="22"/>
-        </w:rPr>
-        <w:t xml:space="preserve">The current version is available to all staff at the «quality office policy file» and, if the hospital keeps an intranet, at «staff intranet / policies».</w:t>
-      </w:r>
-    </w:p>
-    <w:p>
-      <w:pPr>
-        <w:spacing w:after="140"/>
-      </w:pPr>
-      <w:r>
-        <w:rPr>
-          <w:sz w:val="22"/>
-          <w:szCs w:val="22"/>
-        </w:rPr>
-        <w:t xml:space="preserve">When a new version is issued, take old copies out of use.</w:t>
-      </w:r>
-    </w:p>
-    <w:p>
-      <w:pPr>
-        <w:pStyle w:val="Heading1"/>
-        <w:spacing w:after="120" w:before="280"/>
-      </w:pPr>
-      <w:r>
-        <w:t xml:space="preserve">11. Abbreviations</w:t>
-      </w:r>
-    </w:p>
-    <w:p>
-      <w:pPr>
-        <w:spacing w:after="140"/>
-      </w:pPr>
-      <w:r>
-        <w:rPr>
-          <w:sz w:val="22"/>
-          <w:szCs w:val="22"/>
-        </w:rPr>
-        <w:t xml:space="preserve">CAPA — corrective and preventive action
-NABH — National Accreditation Board for Hospitals and Healthcare Providers
-OE — objective element
-PSQ — Patient Safety and Quality Improvement (NABH SHCO chapter 9)
-QI — quality improvement
-SHCO — Standards for Small Healthcare Organisations</w:t>
-      </w:r>
-    </w:p>
-    <w:p>
-      <w:pPr>
-        <w:pStyle w:val="Heading1"/>
-        <w:spacing w:after="120" w:before="280"/>
-      </w:pPr>
-      <w:r>
-        <w:t xml:space="preserve">12. Traceability to NABH SHCO 3rd Edition PSQ.4</w:t>
-      </w:r>
-    </w:p>
-    <w:p>
-      <w:pPr>
-        <w:spacing w:after="120"/>
-      </w:pPr>
-      <w:r>
-        <w:rPr>
-          <w:i/>
-          <w:iCs/>
-          <w:sz w:val="20"/>
-          <w:szCs w:val="20"/>
-        </w:rPr>
-        <w:t xml:space="preserve">This table is an index. It is not how the policy is organised.</w:t>
-      </w:r>
-    </w:p>
     <w:tbl>
       <w:tblPr>
         <w:tblW w:type="pct" w:w="100%"/>
@@ -2927,7 +2763,113 @@
         <w:spacing w:after="120" w:before="280"/>
       </w:pPr>
       <w:r>
-        <w:t xml:space="preserve">13. Required Records / Evidence Checklist</w:t>
+        <w:t>9. Distribution</w:t>
+      </w:r>
+    </w:p>
+    <w:p>
+      <w:pPr>
+        <w:spacing w:after="140"/>
+      </w:pPr>
+      <w:r>
+        <w:rPr>
+          <w:sz w:val="22"/>
+          <w:szCs w:val="22"/>
+        </w:rPr>
+        <w:t xml:space="preserve">Official master copy: office of the Medical Superintendent, «Hospital Name», with the Quality Coordinator.</w:t>
+      </w:r>
+    </w:p>
+    <w:p>
+      <w:pPr>
+        <w:spacing w:after="140"/>
+      </w:pPr>
+      <w:r>
+        <w:rPr>
+          <w:sz w:val="22"/>
+          <w:szCs w:val="22"/>
+        </w:rPr>
+        <w:t xml:space="preserve">Copies issued to: Medical Superintendent; department heads; patient-safety / QI committee members; nursing administration.</w:t>
+      </w:r>
+    </w:p>
+    <w:p>
+      <w:pPr>
+        <w:spacing w:after="140"/>
+      </w:pPr>
+      <w:r>
+        <w:rPr>
+          <w:sz w:val="22"/>
+          <w:szCs w:val="22"/>
+        </w:rPr>
+        <w:t xml:space="preserve">The current version is available to all staff at the «quality office policy file» and, if the hospital keeps an intranet, at «staff intranet / policies».</w:t>
+      </w:r>
+    </w:p>
+    <w:p>
+      <w:pPr>
+        <w:spacing w:after="140"/>
+      </w:pPr>
+      <w:r>
+        <w:rPr>
+          <w:sz w:val="22"/>
+          <w:szCs w:val="22"/>
+        </w:rPr>
+        <w:t xml:space="preserve">When a new version is issued, take old copies out of use.</w:t>
+      </w:r>
+    </w:p>
+    <w:p>
+      <w:pPr>
+        <w:pStyle w:val="Heading1"/>
+        <w:spacing w:after="120" w:before="280"/>
+      </w:pPr>
+      <w:r>
+        <w:t>10. Abbreviations</w:t>
+      </w:r>
+    </w:p>
+    <w:p>
+      <w:pPr>
+        <w:spacing w:after="140"/>
+      </w:pPr>
+      <w:r>
+        <w:rPr>
+          <w:sz w:val="22"/>
+          <w:szCs w:val="22"/>
+        </w:rPr>
+        <w:t xml:space="preserve">CAPA — corrective and preventive action
+NABH — National Accreditation Board for Hospitals and Healthcare Providers
+OE — objective element
+PSQ — Patient Safety and Quality Improvement (NABH SHCO chapter 9)
+QI — quality improvement
+SHCO — Standards for Small Healthcare Organisations</w:t>
+      </w:r>
+    </w:p>
+    <w:p>
+      <w:pPr>
+        <w:pStyle w:val="Heading1"/>
+        <w:spacing w:after="120" w:before="280"/>
+      </w:pPr>
+      <w:r>
+        <w:t>11. Traceability to NABH SHCO 3rd Edition PSQ.4</w:t>
+      </w:r>
+    </w:p>
+    <w:p>
+      <w:pPr>
+        <w:spacing w:after="120"/>
+      </w:pPr>
+      <w:r>
+        <w:rPr>
+          <w:i/>
+          <w:iCs/>
+          <w:sz w:val="20"/>
+          <w:szCs w:val="20"/>
+        </w:rPr>
+        <w:t xml:space="preserve">This table is an index. It is not how the policy is organised.</w:t>
+      </w:r>
+    </w:p>
+    <w:p>
+      <w:pPr>
+        <w:pStyle w:val="Heading1"/>
+        <w:spacing w:after="120" w:before="280"/>
+      </w:pPr>
+      <w:r>
+        <w:t>12. Required Records / Evidence Checklist</w:t>
       </w:r>
     </w:p>
     <w:p>
@@ -3182,6 +3124,49 @@
           <w:szCs w:val="22"/>
         </w:rPr>
         <w:t xml:space="preserve">Communication records showing actions fed back to staff.</w:t>
+      </w:r>
+    </w:p>
+    <w:p>
+      <w:pPr>
+        <w:pStyle w:val="Heading1"/>
+        <w:spacing w:after="120" w:before="280"/>
+      </w:pPr>
+      <w:r>
+        <w:t>13. References</w:t>
+      </w:r>
+    </w:p>
+    <w:p>
+      <w:pPr>
+        <w:pStyle w:val="ListParagraph"/>
+        <w:numPr>
+          <w:ilvl w:val="0"/>
+          <w:numId w:val="1"/>
+        </w:numPr>
+        <w:spacing w:after="60"/>
+      </w:pPr>
+      <w:r>
+        <w:rPr>
+          <w:sz w:val="22"/>
+          <w:szCs w:val="22"/>
+        </w:rPr>
+        <w:t xml:space="preserve">National Accreditation Board for Hospitals and Healthcare Providers (NABH), Standards for Small Healthcare Organisations, 3rd Edition — Patient Safety and Quality Improvement chapter, standard PSQ.4.</w:t>
+      </w:r>
+    </w:p>
+    <w:p>
+      <w:pPr>
+        <w:pStyle w:val="ListParagraph"/>
+        <w:numPr>
+          <w:ilvl w:val="0"/>
+          <w:numId w:val="1"/>
+        </w:numPr>
+        <w:spacing w:after="60"/>
+      </w:pPr>
+      <w:r>
+        <w:rPr>
+          <w:sz w:val="22"/>
+          <w:szCs w:val="22"/>
+        </w:rPr>
+        <w:t xml:space="preserve">Internal documents of «Hospital Name»: patient-safety and QI programme documents (PSQ.1); annual budget with safety/QI allocation; workforce feedback records; leadership briefing and acknowledgement records.</w:t>
       </w:r>
     </w:p>
     <w:p>
@@ -3306,7 +3291,7 @@
         <w:sz w:val="16"/>
         <w:szCs w:val="16"/>
       </w:rPr>
-      <w:t xml:space="preserve">«Hospital Name»  |  «PSQ/POL/04»  |  Controlled document  |  Management Support for Patient Safety and Quality Improvement</w:t>
+      <w:t>«Hospital Name»  |  «PSQ/POL/04»  |  Controlled document  |  Policy on Management Support for Patient Safety and Quality Improvement</w:t>
     </w:r>
   </w:p>
 </w:ftr>

--- a/policies/build/masters/PSQ.4_v2_master.docx
+++ b/policies/build/masters/PSQ.4_v2_master.docx
@@ -2301,6 +2301,7 @@
         <w:gridCol w:w="100"/>
         <w:gridCol w:w="100"/>
         <w:gridCol w:w="100"/>
+        <w:gridCol w:w="100"/>
       </w:tblGrid>
       <w:tr>
         <w:tc>
@@ -2328,6 +2329,26 @@
         </w:tc>
         <w:tc>
           <w:tcPr>
+            <w:tcW w:type="pct" w:w="12%"/>
+            <w:tcBorders>
+              <w:top w:val="single" w:color="999999" w:sz="4"/>
+              <w:left w:val="single" w:color="999999" w:sz="4"/>
+              <w:bottom w:val="single" w:color="999999" w:sz="4"/>
+              <w:right w:val="single" w:color="999999" w:sz="4"/>
+            </w:tcBorders>
+            <w:shd w:fill="E8E8E8" w:val="clear"/>
+          </w:tcPr>
+          <w:p>
+            <w:r>
+              <w:rPr>
+                <w:b/>
+              </w:rPr>
+              <w:t>Level</w:t>
+            </w:r>
+          </w:p>
+        </w:tc>
+        <w:tc>
+          <w:tcPr>
             <w:tcW w:type="pct" w:w="32%"/>
             <w:tcBorders>
               <w:top w:val="single" w:color="999999" w:sz="4"/>
@@ -2421,6 +2442,22 @@
         </w:tc>
         <w:tc>
           <w:tcPr>
+            <w:tcW w:type="pct" w:w="12%"/>
+            <w:tcBorders>
+              <w:top w:val="single" w:color="999999" w:sz="4"/>
+              <w:left w:val="single" w:color="999999" w:sz="4"/>
+              <w:bottom w:val="single" w:color="999999" w:sz="4"/>
+              <w:right w:val="single" w:color="999999" w:sz="4"/>
+            </w:tcBorders>
+          </w:tcPr>
+          <w:p>
+            <w:r>
+              <w:t>Achievement</w:t>
+            </w:r>
+          </w:p>
+        </w:tc>
+        <w:tc>
+          <w:tcPr>
             <w:tcW w:type="pct" w:w="32%"/>
             <w:tcBorders>
               <w:top w:val="single" w:color="999999" w:sz="4"/>
@@ -2511,6 +2548,22 @@
         </w:tc>
         <w:tc>
           <w:tcPr>
+            <w:tcW w:type="pct" w:w="12%"/>
+            <w:tcBorders>
+              <w:top w:val="single" w:color="999999" w:sz="4"/>
+              <w:left w:val="single" w:color="999999" w:sz="4"/>
+              <w:bottom w:val="single" w:color="999999" w:sz="4"/>
+              <w:right w:val="single" w:color="999999" w:sz="4"/>
+            </w:tcBorders>
+          </w:tcPr>
+          <w:p>
+            <w:r>
+              <w:t>Commitment</w:t>
+            </w:r>
+          </w:p>
+        </w:tc>
+        <w:tc>
+          <w:tcPr>
             <w:tcW w:type="pct" w:w="32%"/>
             <w:tcBorders>
               <w:top w:val="single" w:color="999999" w:sz="4"/>
@@ -2601,6 +2654,22 @@
         </w:tc>
         <w:tc>
           <w:tcPr>
+            <w:tcW w:type="pct" w:w="12%"/>
+            <w:tcBorders>
+              <w:top w:val="single" w:color="999999" w:sz="4"/>
+              <w:left w:val="single" w:color="999999" w:sz="4"/>
+              <w:bottom w:val="single" w:color="999999" w:sz="4"/>
+              <w:right w:val="single" w:color="999999" w:sz="4"/>
+            </w:tcBorders>
+          </w:tcPr>
+          <w:p>
+            <w:r>
+              <w:t>Commitment</w:t>
+            </w:r>
+          </w:p>
+        </w:tc>
+        <w:tc>
+          <w:tcPr>
             <w:tcW w:type="pct" w:w="32%"/>
             <w:tcBorders>
               <w:top w:val="single" w:color="999999" w:sz="4"/>
@@ -2691,6 +2760,22 @@
         </w:tc>
         <w:tc>
           <w:tcPr>
+            <w:tcW w:type="pct" w:w="12%"/>
+            <w:tcBorders>
+              <w:top w:val="single" w:color="999999" w:sz="4"/>
+              <w:left w:val="single" w:color="999999" w:sz="4"/>
+              <w:bottom w:val="single" w:color="999999" w:sz="4"/>
+              <w:right w:val="single" w:color="999999" w:sz="4"/>
+            </w:tcBorders>
+          </w:tcPr>
+          <w:p>
+            <w:r>
+              <w:t>Excellence</w:t>
+            </w:r>
+          </w:p>
+        </w:tc>
+        <w:tc>
+          <w:tcPr>
             <w:tcW w:type="pct" w:w="32%"/>
             <w:tcBorders>
               <w:top w:val="single" w:color="999999" w:sz="4"/>
@@ -2823,23 +2908,317 @@
         <w:t>10. Abbreviations</w:t>
       </w:r>
     </w:p>
-    <w:p>
-      <w:pPr>
-        <w:spacing w:after="140"/>
-      </w:pPr>
-      <w:r>
-        <w:rPr>
-          <w:sz w:val="22"/>
-          <w:szCs w:val="22"/>
-        </w:rPr>
-        <w:t xml:space="preserve">CAPA — corrective and preventive action
-NABH — National Accreditation Board for Hospitals and Healthcare Providers
-OE — objective element
-PSQ — Patient Safety and Quality Improvement (NABH SHCO chapter 9)
-QI — quality improvement
-SHCO — Standards for Small Healthcare Organisations</w:t>
-      </w:r>
-    </w:p>
+    <w:tbl>
+      <w:tblPr>
+        <w:tblW w:type="pct" w:w="100%"/>
+        <w:tblBorders>
+          <w:top w:val="single" w:color="auto" w:sz="4"/>
+          <w:left w:val="single" w:color="auto" w:sz="4"/>
+          <w:bottom w:val="single" w:color="auto" w:sz="4"/>
+          <w:right w:val="single" w:color="auto" w:sz="4"/>
+          <w:insideH w:val="single" w:color="auto" w:sz="4"/>
+          <w:insideV w:val="single" w:color="auto" w:sz="4"/>
+        </w:tblBorders>
+      </w:tblPr>
+      <w:tblGrid>
+        <w:gridCol w:w="100"/>
+        <w:gridCol w:w="100"/>
+      </w:tblGrid>
+      <w:tr>
+        <w:tc>
+          <w:tcPr>
+            <w:tcW w:type="pct" w:w="22%"/>
+            <w:tcBorders>
+              <w:top w:val="single" w:color="999999" w:sz="4"/>
+              <w:left w:val="single" w:color="999999" w:sz="4"/>
+              <w:bottom w:val="single" w:color="999999" w:sz="4"/>
+              <w:right w:val="single" w:color="999999" w:sz="4"/>
+            </w:tcBorders>
+            <w:shd w:fill="E8E8E8" w:val="clear"/>
+          </w:tcPr>
+          <w:p>
+            <w:r>
+              <w:rPr>
+                <w:b/>
+              </w:rPr>
+              <w:t>Abbreviation</w:t>
+            </w:r>
+          </w:p>
+        </w:tc>
+        <w:tc>
+          <w:tcPr>
+            <w:tcW w:type="pct" w:w="22%"/>
+            <w:tcBorders>
+              <w:top w:val="single" w:color="999999" w:sz="4"/>
+              <w:left w:val="single" w:color="999999" w:sz="4"/>
+              <w:bottom w:val="single" w:color="999999" w:sz="4"/>
+              <w:right w:val="single" w:color="999999" w:sz="4"/>
+            </w:tcBorders>
+            <w:shd w:fill="E8E8E8" w:val="clear"/>
+          </w:tcPr>
+          <w:p>
+            <w:r>
+              <w:rPr>
+                <w:b/>
+              </w:rPr>
+              <w:t>Meaning</w:t>
+            </w:r>
+          </w:p>
+        </w:tc>
+      </w:tr>
+      <w:tr>
+        <w:tc>
+          <w:tcPr>
+            <w:tcW w:type="pct" w:w="22%"/>
+            <w:tcBorders>
+              <w:top w:val="single" w:color="999999" w:sz="4"/>
+              <w:left w:val="single" w:color="999999" w:sz="4"/>
+              <w:bottom w:val="single" w:color="999999" w:sz="4"/>
+              <w:right w:val="single" w:color="999999" w:sz="4"/>
+            </w:tcBorders>
+            <w:shd w:fill="E8E8E8" w:val="clear"/>
+          </w:tcPr>
+          <w:p>
+            <w:r>
+              <w:rPr>
+                <w:b w:val="0"/>
+              </w:rPr>
+              <w:t>CAPA</w:t>
+            </w:r>
+          </w:p>
+        </w:tc>
+        <w:tc>
+          <w:tcPr>
+            <w:tcW w:type="pct" w:w="22%"/>
+            <w:tcBorders>
+              <w:top w:val="single" w:color="999999" w:sz="4"/>
+              <w:left w:val="single" w:color="999999" w:sz="4"/>
+              <w:bottom w:val="single" w:color="999999" w:sz="4"/>
+              <w:right w:val="single" w:color="999999" w:sz="4"/>
+            </w:tcBorders>
+            <w:shd w:fill="E8E8E8" w:val="clear"/>
+          </w:tcPr>
+          <w:p>
+            <w:r>
+              <w:rPr>
+                <w:b w:val="0"/>
+              </w:rPr>
+              <w:t>corrective and preventive action</w:t>
+            </w:r>
+          </w:p>
+        </w:tc>
+      </w:tr>
+      <w:tr>
+        <w:tc>
+          <w:tcPr>
+            <w:tcW w:type="pct" w:w="22%"/>
+            <w:tcBorders>
+              <w:top w:val="single" w:color="999999" w:sz="4"/>
+              <w:left w:val="single" w:color="999999" w:sz="4"/>
+              <w:bottom w:val="single" w:color="999999" w:sz="4"/>
+              <w:right w:val="single" w:color="999999" w:sz="4"/>
+            </w:tcBorders>
+            <w:shd w:fill="E8E8E8" w:val="clear"/>
+          </w:tcPr>
+          <w:p>
+            <w:r>
+              <w:rPr>
+                <w:b w:val="0"/>
+              </w:rPr>
+              <w:t>NABH</w:t>
+            </w:r>
+          </w:p>
+        </w:tc>
+        <w:tc>
+          <w:tcPr>
+            <w:tcW w:type="pct" w:w="22%"/>
+            <w:tcBorders>
+              <w:top w:val="single" w:color="999999" w:sz="4"/>
+              <w:left w:val="single" w:color="999999" w:sz="4"/>
+              <w:bottom w:val="single" w:color="999999" w:sz="4"/>
+              <w:right w:val="single" w:color="999999" w:sz="4"/>
+            </w:tcBorders>
+            <w:shd w:fill="E8E8E8" w:val="clear"/>
+          </w:tcPr>
+          <w:p>
+            <w:r>
+              <w:rPr>
+                <w:b w:val="0"/>
+              </w:rPr>
+              <w:t>National Accreditation Board for Hospitals and Healthcare Providers</w:t>
+            </w:r>
+          </w:p>
+        </w:tc>
+      </w:tr>
+      <w:tr>
+        <w:tc>
+          <w:tcPr>
+            <w:tcW w:type="pct" w:w="22%"/>
+            <w:tcBorders>
+              <w:top w:val="single" w:color="999999" w:sz="4"/>
+              <w:left w:val="single" w:color="999999" w:sz="4"/>
+              <w:bottom w:val="single" w:color="999999" w:sz="4"/>
+              <w:right w:val="single" w:color="999999" w:sz="4"/>
+            </w:tcBorders>
+            <w:shd w:fill="E8E8E8" w:val="clear"/>
+          </w:tcPr>
+          <w:p>
+            <w:r>
+              <w:rPr>
+                <w:b w:val="0"/>
+              </w:rPr>
+              <w:t>OE</w:t>
+            </w:r>
+          </w:p>
+        </w:tc>
+        <w:tc>
+          <w:tcPr>
+            <w:tcW w:type="pct" w:w="22%"/>
+            <w:tcBorders>
+              <w:top w:val="single" w:color="999999" w:sz="4"/>
+              <w:left w:val="single" w:color="999999" w:sz="4"/>
+              <w:bottom w:val="single" w:color="999999" w:sz="4"/>
+              <w:right w:val="single" w:color="999999" w:sz="4"/>
+            </w:tcBorders>
+            <w:shd w:fill="E8E8E8" w:val="clear"/>
+          </w:tcPr>
+          <w:p>
+            <w:r>
+              <w:rPr>
+                <w:b w:val="0"/>
+              </w:rPr>
+              <w:t>objective element</w:t>
+            </w:r>
+          </w:p>
+        </w:tc>
+      </w:tr>
+      <w:tr>
+        <w:tc>
+          <w:tcPr>
+            <w:tcW w:type="pct" w:w="22%"/>
+            <w:tcBorders>
+              <w:top w:val="single" w:color="999999" w:sz="4"/>
+              <w:left w:val="single" w:color="999999" w:sz="4"/>
+              <w:bottom w:val="single" w:color="999999" w:sz="4"/>
+              <w:right w:val="single" w:color="999999" w:sz="4"/>
+            </w:tcBorders>
+            <w:shd w:fill="E8E8E8" w:val="clear"/>
+          </w:tcPr>
+          <w:p>
+            <w:r>
+              <w:rPr>
+                <w:b w:val="0"/>
+              </w:rPr>
+              <w:t>PSQ</w:t>
+            </w:r>
+          </w:p>
+        </w:tc>
+        <w:tc>
+          <w:tcPr>
+            <w:tcW w:type="pct" w:w="22%"/>
+            <w:tcBorders>
+              <w:top w:val="single" w:color="999999" w:sz="4"/>
+              <w:left w:val="single" w:color="999999" w:sz="4"/>
+              <w:bottom w:val="single" w:color="999999" w:sz="4"/>
+              <w:right w:val="single" w:color="999999" w:sz="4"/>
+            </w:tcBorders>
+            <w:shd w:fill="E8E8E8" w:val="clear"/>
+          </w:tcPr>
+          <w:p>
+            <w:r>
+              <w:rPr>
+                <w:b w:val="0"/>
+              </w:rPr>
+              <w:t>Patient Safety and Quality Improvement (NABH SHCO chapter 9)</w:t>
+            </w:r>
+          </w:p>
+        </w:tc>
+      </w:tr>
+      <w:tr>
+        <w:tc>
+          <w:tcPr>
+            <w:tcW w:type="pct" w:w="22%"/>
+            <w:tcBorders>
+              <w:top w:val="single" w:color="999999" w:sz="4"/>
+              <w:left w:val="single" w:color="999999" w:sz="4"/>
+              <w:bottom w:val="single" w:color="999999" w:sz="4"/>
+              <w:right w:val="single" w:color="999999" w:sz="4"/>
+            </w:tcBorders>
+            <w:shd w:fill="E8E8E8" w:val="clear"/>
+          </w:tcPr>
+          <w:p>
+            <w:r>
+              <w:rPr>
+                <w:b w:val="0"/>
+              </w:rPr>
+              <w:t>QI</w:t>
+            </w:r>
+          </w:p>
+        </w:tc>
+        <w:tc>
+          <w:tcPr>
+            <w:tcW w:type="pct" w:w="22%"/>
+            <w:tcBorders>
+              <w:top w:val="single" w:color="999999" w:sz="4"/>
+              <w:left w:val="single" w:color="999999" w:sz="4"/>
+              <w:bottom w:val="single" w:color="999999" w:sz="4"/>
+              <w:right w:val="single" w:color="999999" w:sz="4"/>
+            </w:tcBorders>
+            <w:shd w:fill="E8E8E8" w:val="clear"/>
+          </w:tcPr>
+          <w:p>
+            <w:r>
+              <w:rPr>
+                <w:b w:val="0"/>
+              </w:rPr>
+              <w:t>quality improvement</w:t>
+            </w:r>
+          </w:p>
+        </w:tc>
+      </w:tr>
+      <w:tr>
+        <w:tc>
+          <w:tcPr>
+            <w:tcW w:type="pct" w:w="22%"/>
+            <w:tcBorders>
+              <w:top w:val="single" w:color="999999" w:sz="4"/>
+              <w:left w:val="single" w:color="999999" w:sz="4"/>
+              <w:bottom w:val="single" w:color="999999" w:sz="4"/>
+              <w:right w:val="single" w:color="999999" w:sz="4"/>
+            </w:tcBorders>
+            <w:shd w:fill="E8E8E8" w:val="clear"/>
+          </w:tcPr>
+          <w:p>
+            <w:r>
+              <w:rPr>
+                <w:b w:val="0"/>
+              </w:rPr>
+              <w:t>SHCO</w:t>
+            </w:r>
+          </w:p>
+        </w:tc>
+        <w:tc>
+          <w:tcPr>
+            <w:tcW w:type="pct" w:w="22%"/>
+            <w:tcBorders>
+              <w:top w:val="single" w:color="999999" w:sz="4"/>
+              <w:left w:val="single" w:color="999999" w:sz="4"/>
+              <w:bottom w:val="single" w:color="999999" w:sz="4"/>
+              <w:right w:val="single" w:color="999999" w:sz="4"/>
+            </w:tcBorders>
+            <w:shd w:fill="E8E8E8" w:val="clear"/>
+          </w:tcPr>
+          <w:p>
+            <w:r>
+              <w:rPr>
+                <w:b w:val="0"/>
+              </w:rPr>
+              <w:t>Standards for Small Healthcare Organisations</w:t>
+            </w:r>
+          </w:p>
+        </w:tc>
+      </w:tr>
+    </w:tbl>
     <w:p>
       <w:pPr>
         <w:pStyle w:val="Heading1"/>

--- a/policies/build/masters/PSQ.4_v2_master.docx
+++ b/policies/build/masters/PSQ.4_v2_master.docx
@@ -694,18 +694,6 @@
     </w:p>
     <w:p>
       <w:pPr>
-        <w:spacing w:after="140"/>
-      </w:pPr>
-      <w:r>
-        <w:rPr>
-          <w:sz w:val="22"/>
-          <w:szCs w:val="22"/>
-        </w:rPr>
-        <w:t xml:space="preserve">Words marked «like this» are defaults a small hospital can keep. A blank marked «________» has no sensible default. Fill it in before this document is signed.</w:t>
-      </w:r>
-    </w:p>
-    <w:p>
-      <w:pPr>
         <w:pStyle w:val="Heading1"/>
         <w:spacing w:after="120" w:before="280"/>
       </w:pPr>
@@ -735,69 +723,6 @@
           <w:szCs w:val="22"/>
         </w:rPr>
         <w:t xml:space="preserve">It covers the four objective elements PSQ.4.a–d. It does not cover the programmes themselves (PSQ.1), key indicators (PSQ.2), the clinical audit system (PSQ.3), or incident analysis (PSQ.5).</w:t>
-      </w:r>
-    </w:p>
-    <w:p>
-      <w:pPr>
-        <w:spacing w:after="140"/>
-      </w:pPr>
-      <w:r>
-        <w:rPr>
-          <w:sz w:val="22"/>
-          <w:szCs w:val="22"/>
-        </w:rPr>
-        <w:t xml:space="preserve">Boundaries with other policies of «Hospital Name»:</w:t>
-      </w:r>
-    </w:p>
-    <w:p>
-      <w:pPr>
-        <w:pStyle w:val="ListParagraph"/>
-        <w:numPr>
-          <w:ilvl w:val="0"/>
-          <w:numId w:val="1"/>
-        </w:numPr>
-        <w:spacing w:after="60"/>
-      </w:pPr>
-      <w:r>
-        <w:rPr>
-          <w:sz w:val="22"/>
-          <w:szCs w:val="22"/>
-        </w:rPr>
-        <w:t xml:space="preserve">PSQ.1 owns the patient-safety and QI programmes, their committees and their reviews. PSQ.4 ensures management supports those programmes.</w:t>
-      </w:r>
-    </w:p>
-    <w:p>
-      <w:pPr>
-        <w:pStyle w:val="ListParagraph"/>
-        <w:numPr>
-          <w:ilvl w:val="0"/>
-          <w:numId w:val="1"/>
-        </w:numPr>
-        <w:spacing w:after="60"/>
-      </w:pPr>
-      <w:r>
-        <w:rPr>
-          <w:sz w:val="22"/>
-          <w:szCs w:val="22"/>
-        </w:rPr>
-        <w:t xml:space="preserve">ROM.4 owns leadership ownership of organisational risk. PSQ.4.a (culture of safety) and ROM.4 leadership risk are complementary. Cross-reference ROM.4.</w:t>
-      </w:r>
-    </w:p>
-    <w:p>
-      <w:pPr>
-        <w:pStyle w:val="ListParagraph"/>
-        <w:numPr>
-          <w:ilvl w:val="0"/>
-          <w:numId w:val="1"/>
-        </w:numPr>
-        <w:spacing w:after="60"/>
-      </w:pPr>
-      <w:r>
-        <w:rPr>
-          <w:sz w:val="22"/>
-          <w:szCs w:val="22"/>
-        </w:rPr>
-        <w:t xml:space="preserve">PSQ.4.c resources include budget for PSQ.2 indicators, PSQ.3 audits and PSQ.5 incident management.</w:t>
       </w:r>
     </w:p>
     <w:p>

--- a/policies/build/masters/PSQ.4_v2_master.docx
+++ b/policies/build/masters/PSQ.4_v2_master.docx
@@ -665,7 +665,7 @@
           <w:sz w:val="22"/>
           <w:szCs w:val="22"/>
         </w:rPr>
-        <w:t xml:space="preserve">This policy describes how management at «Hospital Name» supports the patient-safety and quality improvement programmes, satisfying PSQ.4.a–d.</w:t>
+        <w:t>This policy describes how management at «Hospital Name» supports the patient-safety and quality improvement programmes.</w:t>
       </w:r>
     </w:p>
     <w:p>
@@ -678,18 +678,6 @@
           <w:szCs w:val="22"/>
         </w:rPr>
         <w:t xml:space="preserve">It covers four elements: management creating a culture of safety; leaders at all levels aware of programme intent and implementation approach; adequate resources and earmarked budget; and management using workforce feedback to improve the programmes.</w:t>
-      </w:r>
-    </w:p>
-    <w:p>
-      <w:pPr>
-        <w:spacing w:after="140"/>
-      </w:pPr>
-      <w:r>
-        <w:rPr>
-          <w:sz w:val="22"/>
-          <w:szCs w:val="22"/>
-        </w:rPr>
-        <w:t xml:space="preserve">PSQ.4 owns management's role in supporting the programmes. PSQ.1 owns the programmes themselves. ROM.4 owns leadership ownership of organisational risk. PSQ.4 is the bridge: management enables PSQ.1 through culture, awareness, resources and feedback.</w:t>
       </w:r>
     </w:p>
     <w:p>
@@ -715,18 +703,6 @@
     </w:p>
     <w:p>
       <w:pPr>
-        <w:spacing w:after="140"/>
-      </w:pPr>
-      <w:r>
-        <w:rPr>
-          <w:sz w:val="22"/>
-          <w:szCs w:val="22"/>
-        </w:rPr>
-        <w:t xml:space="preserve">It covers the four objective elements PSQ.4.a–d. It does not cover the programmes themselves (PSQ.1), key indicators (PSQ.2), the clinical audit system (PSQ.3), or incident analysis (PSQ.5).</w:t>
-      </w:r>
-    </w:p>
-    <w:p>
-      <w:pPr>
         <w:pStyle w:val="Heading1"/>
         <w:spacing w:after="120" w:before="280"/>
       </w:pPr>
@@ -947,7 +923,7 @@
           <w:sz w:val="22"/>
           <w:szCs w:val="22"/>
         </w:rPr>
-        <w:t xml:space="preserve">New leaders (department heads, section in-charges) receive a programme orientation within «30 days» of appointment. Awareness covers: programme objectives, committee structure, indicator framework (PSQ.2), audit system (PSQ.3), incident reporting (PSQ.5), and how the leader's department contributes.</w:t>
+        <w:t>New leaders (department heads, section in-charges) receive a programme orientation within «30 days» of appointment. Awareness covers: programme objectives, committee structure, the indicator framework, the audit system, incident reporting, and how the leader's department contributes.</w:t>
       </w:r>
     </w:p>
     <w:p>
@@ -1402,7 +1378,7 @@
           <w:sz w:val="22"/>
           <w:szCs w:val="22"/>
         </w:rPr>
-        <w:t xml:space="preserve">This policy is reviewed «annually», and sooner when PSQ.1, PSQ.2, PSQ.3 or PSQ.5 are revised.</w:t>
+        <w:t>This policy is reviewed «annually», and sooner when a related patient-safety or quality policy is revised.</w:t>
       </w:r>
     </w:p>
     <w:p>

--- a/policies/build/masters/PSQ.4_v2_master.docx
+++ b/policies/build/masters/PSQ.4_v2_master.docx
@@ -3429,8 +3429,23 @@
           <w:sz w:val="22"/>
           <w:szCs w:val="22"/>
         </w:rPr>
-        <w:t xml:space="preserve">National Accreditation Board for Hospitals and Healthcare Providers (NABH), Standards for Small Healthcare Organisations, 3rd Edition — Patient Safety and Quality Improvement chapter, standard PSQ.4.</w:t>
-      </w:r>
+      </w:r>
+      <w:r>
+        <w:rPr>
+          <w:sz w:val="22"/>
+        </w:rPr>
+        <w:t xml:space="preserve">National Accreditation Board for Hospitals &amp; Healthcare Providers. (2022). Standards for small healthcare organisations (3rd ed.) — Patient Safety and Quality Improvement chapter, standard PSQ.4. </w:t>
+      </w:r>
+      <w:hyperlink r:id="rId9">
+        <w:r>
+          <w:rPr>
+            <w:rStyle w:val="Hyperlink"/>
+            <w:sz w:val="22"/>
+            <w:szCs w:val="22"/>
+          </w:rPr>
+          <w:t>https://nabh.co/programmes/small-healthcare-organisation-shco-accreditation-programme/</w:t>
+        </w:r>
+      </w:hyperlink>
     </w:p>
     <w:p>
       <w:pPr>

--- a/policies/build/masters/PSQ.4_v2_master.docx
+++ b/policies/build/masters/PSQ.4_v2_master.docx
@@ -2185,6 +2185,406 @@
         <w:t xml:space="preserve">The Nursing Superintendent holds signed acknowledgements with the induction record.</w:t>
       </w:r>
     </w:p>
+    <w:p>
+      <w:pPr>
+        <w:pStyle w:val="Heading1"/>
+        <w:spacing w:after="120" w:before="280"/>
+      </w:pPr>
+      <w:r>
+        <w:t>9. Distribution</w:t>
+      </w:r>
+    </w:p>
+    <w:p>
+      <w:pPr>
+        <w:spacing w:after="140"/>
+      </w:pPr>
+      <w:r>
+        <w:rPr>
+          <w:sz w:val="22"/>
+          <w:szCs w:val="22"/>
+        </w:rPr>
+        <w:t xml:space="preserve">Official master copy: office of the Medical Superintendent, «Hospital Name», with the Quality Coordinator.</w:t>
+      </w:r>
+    </w:p>
+    <w:p>
+      <w:pPr>
+        <w:spacing w:after="140"/>
+      </w:pPr>
+      <w:r>
+        <w:rPr>
+          <w:sz w:val="22"/>
+          <w:szCs w:val="22"/>
+        </w:rPr>
+        <w:t xml:space="preserve">Copies issued to: Medical Superintendent; department heads; patient-safety / QI committee members; nursing administration.</w:t>
+      </w:r>
+    </w:p>
+    <w:p>
+      <w:pPr>
+        <w:spacing w:after="140"/>
+      </w:pPr>
+      <w:r>
+        <w:rPr>
+          <w:sz w:val="22"/>
+          <w:szCs w:val="22"/>
+        </w:rPr>
+        <w:t xml:space="preserve">The current version is available to all staff at the «quality office policy file» and, if the hospital keeps an intranet, at «staff intranet / policies».</w:t>
+      </w:r>
+    </w:p>
+    <w:p>
+      <w:pPr>
+        <w:spacing w:after="140"/>
+      </w:pPr>
+      <w:r>
+        <w:rPr>
+          <w:sz w:val="22"/>
+          <w:szCs w:val="22"/>
+        </w:rPr>
+        <w:t xml:space="preserve">When a new version is issued, take old copies out of use.</w:t>
+      </w:r>
+    </w:p>
+    <w:p>
+      <w:pPr>
+        <w:pStyle w:val="Heading1"/>
+        <w:spacing w:after="120" w:before="280"/>
+      </w:pPr>
+      <w:r>
+        <w:t>10. Abbreviations</w:t>
+      </w:r>
+    </w:p>
+    <w:tbl>
+      <w:tblPr>
+        <w:tblW w:type="pct" w:w="100%"/>
+        <w:tblBorders>
+          <w:top w:val="single" w:color="auto" w:sz="4"/>
+          <w:left w:val="single" w:color="auto" w:sz="4"/>
+          <w:bottom w:val="single" w:color="auto" w:sz="4"/>
+          <w:right w:val="single" w:color="auto" w:sz="4"/>
+          <w:insideH w:val="single" w:color="auto" w:sz="4"/>
+          <w:insideV w:val="single" w:color="auto" w:sz="4"/>
+        </w:tblBorders>
+      </w:tblPr>
+      <w:tblGrid>
+        <w:gridCol w:w="100"/>
+        <w:gridCol w:w="100"/>
+      </w:tblGrid>
+      <w:tr>
+        <w:tc>
+          <w:tcPr>
+            <w:tcW w:type="pct" w:w="22%"/>
+            <w:tcBorders>
+              <w:top w:val="single" w:color="999999" w:sz="4"/>
+              <w:left w:val="single" w:color="999999" w:sz="4"/>
+              <w:bottom w:val="single" w:color="999999" w:sz="4"/>
+              <w:right w:val="single" w:color="999999" w:sz="4"/>
+            </w:tcBorders>
+            <w:shd w:fill="E8E8E8" w:val="clear"/>
+          </w:tcPr>
+          <w:p>
+            <w:r>
+              <w:rPr>
+                <w:b/>
+              </w:rPr>
+              <w:t>Abbreviation</w:t>
+            </w:r>
+          </w:p>
+        </w:tc>
+        <w:tc>
+          <w:tcPr>
+            <w:tcW w:type="pct" w:w="22%"/>
+            <w:tcBorders>
+              <w:top w:val="single" w:color="999999" w:sz="4"/>
+              <w:left w:val="single" w:color="999999" w:sz="4"/>
+              <w:bottom w:val="single" w:color="999999" w:sz="4"/>
+              <w:right w:val="single" w:color="999999" w:sz="4"/>
+            </w:tcBorders>
+            <w:shd w:fill="E8E8E8" w:val="clear"/>
+          </w:tcPr>
+          <w:p>
+            <w:r>
+              <w:rPr>
+                <w:b/>
+              </w:rPr>
+              <w:t>Meaning</w:t>
+            </w:r>
+          </w:p>
+        </w:tc>
+      </w:tr>
+      <w:tr>
+        <w:tc>
+          <w:tcPr>
+            <w:tcW w:type="pct" w:w="22%"/>
+            <w:tcBorders>
+              <w:top w:val="single" w:color="999999" w:sz="4"/>
+              <w:left w:val="single" w:color="999999" w:sz="4"/>
+              <w:bottom w:val="single" w:color="999999" w:sz="4"/>
+              <w:right w:val="single" w:color="999999" w:sz="4"/>
+            </w:tcBorders>
+            <w:shd w:fill="E8E8E8" w:val="clear"/>
+          </w:tcPr>
+          <w:p>
+            <w:r>
+              <w:rPr>
+                <w:b w:val="0"/>
+              </w:rPr>
+              <w:t>CAPA</w:t>
+            </w:r>
+          </w:p>
+        </w:tc>
+        <w:tc>
+          <w:tcPr>
+            <w:tcW w:type="pct" w:w="22%"/>
+            <w:tcBorders>
+              <w:top w:val="single" w:color="999999" w:sz="4"/>
+              <w:left w:val="single" w:color="999999" w:sz="4"/>
+              <w:bottom w:val="single" w:color="999999" w:sz="4"/>
+              <w:right w:val="single" w:color="999999" w:sz="4"/>
+            </w:tcBorders>
+            <w:shd w:fill="E8E8E8" w:val="clear"/>
+          </w:tcPr>
+          <w:p>
+            <w:r>
+              <w:rPr>
+                <w:b w:val="0"/>
+              </w:rPr>
+              <w:t>corrective and preventive action</w:t>
+            </w:r>
+          </w:p>
+        </w:tc>
+      </w:tr>
+      <w:tr>
+        <w:tc>
+          <w:tcPr>
+            <w:tcW w:type="pct" w:w="22%"/>
+            <w:tcBorders>
+              <w:top w:val="single" w:color="999999" w:sz="4"/>
+              <w:left w:val="single" w:color="999999" w:sz="4"/>
+              <w:bottom w:val="single" w:color="999999" w:sz="4"/>
+              <w:right w:val="single" w:color="999999" w:sz="4"/>
+            </w:tcBorders>
+            <w:shd w:fill="E8E8E8" w:val="clear"/>
+          </w:tcPr>
+          <w:p>
+            <w:r>
+              <w:rPr>
+                <w:b w:val="0"/>
+              </w:rPr>
+              <w:t>NABH</w:t>
+            </w:r>
+          </w:p>
+        </w:tc>
+        <w:tc>
+          <w:tcPr>
+            <w:tcW w:type="pct" w:w="22%"/>
+            <w:tcBorders>
+              <w:top w:val="single" w:color="999999" w:sz="4"/>
+              <w:left w:val="single" w:color="999999" w:sz="4"/>
+              <w:bottom w:val="single" w:color="999999" w:sz="4"/>
+              <w:right w:val="single" w:color="999999" w:sz="4"/>
+            </w:tcBorders>
+            <w:shd w:fill="E8E8E8" w:val="clear"/>
+          </w:tcPr>
+          <w:p>
+            <w:r>
+              <w:rPr>
+                <w:b w:val="0"/>
+              </w:rPr>
+              <w:t>National Accreditation Board for Hospitals and Healthcare Providers</w:t>
+            </w:r>
+          </w:p>
+        </w:tc>
+      </w:tr>
+      <w:tr>
+        <w:tc>
+          <w:tcPr>
+            <w:tcW w:type="pct" w:w="22%"/>
+            <w:tcBorders>
+              <w:top w:val="single" w:color="999999" w:sz="4"/>
+              <w:left w:val="single" w:color="999999" w:sz="4"/>
+              <w:bottom w:val="single" w:color="999999" w:sz="4"/>
+              <w:right w:val="single" w:color="999999" w:sz="4"/>
+            </w:tcBorders>
+            <w:shd w:fill="E8E8E8" w:val="clear"/>
+          </w:tcPr>
+          <w:p>
+            <w:r>
+              <w:rPr>
+                <w:b w:val="0"/>
+              </w:rPr>
+              <w:t>OE</w:t>
+            </w:r>
+          </w:p>
+        </w:tc>
+        <w:tc>
+          <w:tcPr>
+            <w:tcW w:type="pct" w:w="22%"/>
+            <w:tcBorders>
+              <w:top w:val="single" w:color="999999" w:sz="4"/>
+              <w:left w:val="single" w:color="999999" w:sz="4"/>
+              <w:bottom w:val="single" w:color="999999" w:sz="4"/>
+              <w:right w:val="single" w:color="999999" w:sz="4"/>
+            </w:tcBorders>
+            <w:shd w:fill="E8E8E8" w:val="clear"/>
+          </w:tcPr>
+          <w:p>
+            <w:r>
+              <w:rPr>
+                <w:b w:val="0"/>
+              </w:rPr>
+              <w:t>objective element</w:t>
+            </w:r>
+          </w:p>
+        </w:tc>
+      </w:tr>
+      <w:tr>
+        <w:tc>
+          <w:tcPr>
+            <w:tcW w:type="pct" w:w="22%"/>
+            <w:tcBorders>
+              <w:top w:val="single" w:color="999999" w:sz="4"/>
+              <w:left w:val="single" w:color="999999" w:sz="4"/>
+              <w:bottom w:val="single" w:color="999999" w:sz="4"/>
+              <w:right w:val="single" w:color="999999" w:sz="4"/>
+            </w:tcBorders>
+            <w:shd w:fill="E8E8E8" w:val="clear"/>
+          </w:tcPr>
+          <w:p>
+            <w:r>
+              <w:rPr>
+                <w:b w:val="0"/>
+              </w:rPr>
+              <w:t>PSQ</w:t>
+            </w:r>
+          </w:p>
+        </w:tc>
+        <w:tc>
+          <w:tcPr>
+            <w:tcW w:type="pct" w:w="22%"/>
+            <w:tcBorders>
+              <w:top w:val="single" w:color="999999" w:sz="4"/>
+              <w:left w:val="single" w:color="999999" w:sz="4"/>
+              <w:bottom w:val="single" w:color="999999" w:sz="4"/>
+              <w:right w:val="single" w:color="999999" w:sz="4"/>
+            </w:tcBorders>
+            <w:shd w:fill="E8E8E8" w:val="clear"/>
+          </w:tcPr>
+          <w:p>
+            <w:r>
+              <w:rPr>
+                <w:b w:val="0"/>
+              </w:rPr>
+              <w:t>Patient Safety and Quality Improvement (NABH SHCO chapter 9)</w:t>
+            </w:r>
+          </w:p>
+        </w:tc>
+      </w:tr>
+      <w:tr>
+        <w:tc>
+          <w:tcPr>
+            <w:tcW w:type="pct" w:w="22%"/>
+            <w:tcBorders>
+              <w:top w:val="single" w:color="999999" w:sz="4"/>
+              <w:left w:val="single" w:color="999999" w:sz="4"/>
+              <w:bottom w:val="single" w:color="999999" w:sz="4"/>
+              <w:right w:val="single" w:color="999999" w:sz="4"/>
+            </w:tcBorders>
+            <w:shd w:fill="E8E8E8" w:val="clear"/>
+          </w:tcPr>
+          <w:p>
+            <w:r>
+              <w:rPr>
+                <w:b w:val="0"/>
+              </w:rPr>
+              <w:t>QI</w:t>
+            </w:r>
+          </w:p>
+        </w:tc>
+        <w:tc>
+          <w:tcPr>
+            <w:tcW w:type="pct" w:w="22%"/>
+            <w:tcBorders>
+              <w:top w:val="single" w:color="999999" w:sz="4"/>
+              <w:left w:val="single" w:color="999999" w:sz="4"/>
+              <w:bottom w:val="single" w:color="999999" w:sz="4"/>
+              <w:right w:val="single" w:color="999999" w:sz="4"/>
+            </w:tcBorders>
+            <w:shd w:fill="E8E8E8" w:val="clear"/>
+          </w:tcPr>
+          <w:p>
+            <w:r>
+              <w:rPr>
+                <w:b w:val="0"/>
+              </w:rPr>
+              <w:t>quality improvement</w:t>
+            </w:r>
+          </w:p>
+        </w:tc>
+      </w:tr>
+      <w:tr>
+        <w:tc>
+          <w:tcPr>
+            <w:tcW w:type="pct" w:w="22%"/>
+            <w:tcBorders>
+              <w:top w:val="single" w:color="999999" w:sz="4"/>
+              <w:left w:val="single" w:color="999999" w:sz="4"/>
+              <w:bottom w:val="single" w:color="999999" w:sz="4"/>
+              <w:right w:val="single" w:color="999999" w:sz="4"/>
+            </w:tcBorders>
+            <w:shd w:fill="E8E8E8" w:val="clear"/>
+          </w:tcPr>
+          <w:p>
+            <w:r>
+              <w:rPr>
+                <w:b w:val="0"/>
+              </w:rPr>
+              <w:t>SHCO</w:t>
+            </w:r>
+          </w:p>
+        </w:tc>
+        <w:tc>
+          <w:tcPr>
+            <w:tcW w:type="pct" w:w="22%"/>
+            <w:tcBorders>
+              <w:top w:val="single" w:color="999999" w:sz="4"/>
+              <w:left w:val="single" w:color="999999" w:sz="4"/>
+              <w:bottom w:val="single" w:color="999999" w:sz="4"/>
+              <w:right w:val="single" w:color="999999" w:sz="4"/>
+            </w:tcBorders>
+            <w:shd w:fill="E8E8E8" w:val="clear"/>
+          </w:tcPr>
+          <w:p>
+            <w:r>
+              <w:rPr>
+                <w:b w:val="0"/>
+              </w:rPr>
+              <w:t>Standards for Small Healthcare Organisations</w:t>
+            </w:r>
+          </w:p>
+        </w:tc>
+      </w:tr>
+    </w:tbl>
+    <w:p>
+      <w:pPr>
+        <w:pStyle w:val="Heading1"/>
+        <w:spacing w:after="120" w:before="280"/>
+      </w:pPr>
+      <w:r>
+        <w:t>11. Traceability to NABH SHCO 3rd Edition PSQ.4</w:t>
+      </w:r>
+    </w:p>
+    <w:p>
+      <w:pPr>
+        <w:spacing w:after="120"/>
+      </w:pPr>
+      <w:r>
+        <w:rPr>
+          <w:i/>
+          <w:iCs/>
+          <w:sz w:val="20"/>
+          <w:szCs w:val="20"/>
+        </w:rPr>
+        <w:t xml:space="preserve">This table is an index. It is not how the policy is organised.</w:t>
+      </w:r>
+    </w:p>
     <w:tbl>
       <w:tblPr>
         <w:tblW w:type="pct" w:w="100%"/>
@@ -2743,406 +3143,6 @@
         </w:tc>
       </w:tr>
     </w:tbl>
-    <w:p>
-      <w:pPr>
-        <w:pStyle w:val="Heading1"/>
-        <w:spacing w:after="120" w:before="280"/>
-      </w:pPr>
-      <w:r>
-        <w:t>9. Distribution</w:t>
-      </w:r>
-    </w:p>
-    <w:p>
-      <w:pPr>
-        <w:spacing w:after="140"/>
-      </w:pPr>
-      <w:r>
-        <w:rPr>
-          <w:sz w:val="22"/>
-          <w:szCs w:val="22"/>
-        </w:rPr>
-        <w:t xml:space="preserve">Official master copy: office of the Medical Superintendent, «Hospital Name», with the Quality Coordinator.</w:t>
-      </w:r>
-    </w:p>
-    <w:p>
-      <w:pPr>
-        <w:spacing w:after="140"/>
-      </w:pPr>
-      <w:r>
-        <w:rPr>
-          <w:sz w:val="22"/>
-          <w:szCs w:val="22"/>
-        </w:rPr>
-        <w:t xml:space="preserve">Copies issued to: Medical Superintendent; department heads; patient-safety / QI committee members; nursing administration.</w:t>
-      </w:r>
-    </w:p>
-    <w:p>
-      <w:pPr>
-        <w:spacing w:after="140"/>
-      </w:pPr>
-      <w:r>
-        <w:rPr>
-          <w:sz w:val="22"/>
-          <w:szCs w:val="22"/>
-        </w:rPr>
-        <w:t xml:space="preserve">The current version is available to all staff at the «quality office policy file» and, if the hospital keeps an intranet, at «staff intranet / policies».</w:t>
-      </w:r>
-    </w:p>
-    <w:p>
-      <w:pPr>
-        <w:spacing w:after="140"/>
-      </w:pPr>
-      <w:r>
-        <w:rPr>
-          <w:sz w:val="22"/>
-          <w:szCs w:val="22"/>
-        </w:rPr>
-        <w:t xml:space="preserve">When a new version is issued, take old copies out of use.</w:t>
-      </w:r>
-    </w:p>
-    <w:p>
-      <w:pPr>
-        <w:pStyle w:val="Heading1"/>
-        <w:spacing w:after="120" w:before="280"/>
-      </w:pPr>
-      <w:r>
-        <w:t>10. Abbreviations</w:t>
-      </w:r>
-    </w:p>
-    <w:tbl>
-      <w:tblPr>
-        <w:tblW w:type="pct" w:w="100%"/>
-        <w:tblBorders>
-          <w:top w:val="single" w:color="auto" w:sz="4"/>
-          <w:left w:val="single" w:color="auto" w:sz="4"/>
-          <w:bottom w:val="single" w:color="auto" w:sz="4"/>
-          <w:right w:val="single" w:color="auto" w:sz="4"/>
-          <w:insideH w:val="single" w:color="auto" w:sz="4"/>
-          <w:insideV w:val="single" w:color="auto" w:sz="4"/>
-        </w:tblBorders>
-      </w:tblPr>
-      <w:tblGrid>
-        <w:gridCol w:w="100"/>
-        <w:gridCol w:w="100"/>
-      </w:tblGrid>
-      <w:tr>
-        <w:tc>
-          <w:tcPr>
-            <w:tcW w:type="pct" w:w="22%"/>
-            <w:tcBorders>
-              <w:top w:val="single" w:color="999999" w:sz="4"/>
-              <w:left w:val="single" w:color="999999" w:sz="4"/>
-              <w:bottom w:val="single" w:color="999999" w:sz="4"/>
-              <w:right w:val="single" w:color="999999" w:sz="4"/>
-            </w:tcBorders>
-            <w:shd w:fill="E8E8E8" w:val="clear"/>
-          </w:tcPr>
-          <w:p>
-            <w:r>
-              <w:rPr>
-                <w:b/>
-              </w:rPr>
-              <w:t>Abbreviation</w:t>
-            </w:r>
-          </w:p>
-        </w:tc>
-        <w:tc>
-          <w:tcPr>
-            <w:tcW w:type="pct" w:w="22%"/>
-            <w:tcBorders>
-              <w:top w:val="single" w:color="999999" w:sz="4"/>
-              <w:left w:val="single" w:color="999999" w:sz="4"/>
-              <w:bottom w:val="single" w:color="999999" w:sz="4"/>
-              <w:right w:val="single" w:color="999999" w:sz="4"/>
-            </w:tcBorders>
-            <w:shd w:fill="E8E8E8" w:val="clear"/>
-          </w:tcPr>
-          <w:p>
-            <w:r>
-              <w:rPr>
-                <w:b/>
-              </w:rPr>
-              <w:t>Meaning</w:t>
-            </w:r>
-          </w:p>
-        </w:tc>
-      </w:tr>
-      <w:tr>
-        <w:tc>
-          <w:tcPr>
-            <w:tcW w:type="pct" w:w="22%"/>
-            <w:tcBorders>
-              <w:top w:val="single" w:color="999999" w:sz="4"/>
-              <w:left w:val="single" w:color="999999" w:sz="4"/>
-              <w:bottom w:val="single" w:color="999999" w:sz="4"/>
-              <w:right w:val="single" w:color="999999" w:sz="4"/>
-            </w:tcBorders>
-            <w:shd w:fill="E8E8E8" w:val="clear"/>
-          </w:tcPr>
-          <w:p>
-            <w:r>
-              <w:rPr>
-                <w:b w:val="0"/>
-              </w:rPr>
-              <w:t>CAPA</w:t>
-            </w:r>
-          </w:p>
-        </w:tc>
-        <w:tc>
-          <w:tcPr>
-            <w:tcW w:type="pct" w:w="22%"/>
-            <w:tcBorders>
-              <w:top w:val="single" w:color="999999" w:sz="4"/>
-              <w:left w:val="single" w:color="999999" w:sz="4"/>
-              <w:bottom w:val="single" w:color="999999" w:sz="4"/>
-              <w:right w:val="single" w:color="999999" w:sz="4"/>
-            </w:tcBorders>
-            <w:shd w:fill="E8E8E8" w:val="clear"/>
-          </w:tcPr>
-          <w:p>
-            <w:r>
-              <w:rPr>
-                <w:b w:val="0"/>
-              </w:rPr>
-              <w:t>corrective and preventive action</w:t>
-            </w:r>
-          </w:p>
-        </w:tc>
-      </w:tr>
-      <w:tr>
-        <w:tc>
-          <w:tcPr>
-            <w:tcW w:type="pct" w:w="22%"/>
-            <w:tcBorders>
-              <w:top w:val="single" w:color="999999" w:sz="4"/>
-              <w:left w:val="single" w:color="999999" w:sz="4"/>
-              <w:bottom w:val="single" w:color="999999" w:sz="4"/>
-              <w:right w:val="single" w:color="999999" w:sz="4"/>
-            </w:tcBorders>
-            <w:shd w:fill="E8E8E8" w:val="clear"/>
-          </w:tcPr>
-          <w:p>
-            <w:r>
-              <w:rPr>
-                <w:b w:val="0"/>
-              </w:rPr>
-              <w:t>NABH</w:t>
-            </w:r>
-          </w:p>
-        </w:tc>
-        <w:tc>
-          <w:tcPr>
-            <w:tcW w:type="pct" w:w="22%"/>
-            <w:tcBorders>
-              <w:top w:val="single" w:color="999999" w:sz="4"/>
-              <w:left w:val="single" w:color="999999" w:sz="4"/>
-              <w:bottom w:val="single" w:color="999999" w:sz="4"/>
-              <w:right w:val="single" w:color="999999" w:sz="4"/>
-            </w:tcBorders>
-            <w:shd w:fill="E8E8E8" w:val="clear"/>
-          </w:tcPr>
-          <w:p>
-            <w:r>
-              <w:rPr>
-                <w:b w:val="0"/>
-              </w:rPr>
-              <w:t>National Accreditation Board for Hospitals and Healthcare Providers</w:t>
-            </w:r>
-          </w:p>
-        </w:tc>
-      </w:tr>
-      <w:tr>
-        <w:tc>
-          <w:tcPr>
-            <w:tcW w:type="pct" w:w="22%"/>
-            <w:tcBorders>
-              <w:top w:val="single" w:color="999999" w:sz="4"/>
-              <w:left w:val="single" w:color="999999" w:sz="4"/>
-              <w:bottom w:val="single" w:color="999999" w:sz="4"/>
-              <w:right w:val="single" w:color="999999" w:sz="4"/>
-            </w:tcBorders>
-            <w:shd w:fill="E8E8E8" w:val="clear"/>
-          </w:tcPr>
-          <w:p>
-            <w:r>
-              <w:rPr>
-                <w:b w:val="0"/>
-              </w:rPr>
-              <w:t>OE</w:t>
-            </w:r>
-          </w:p>
-        </w:tc>
-        <w:tc>
-          <w:tcPr>
-            <w:tcW w:type="pct" w:w="22%"/>
-            <w:tcBorders>
-              <w:top w:val="single" w:color="999999" w:sz="4"/>
-              <w:left w:val="single" w:color="999999" w:sz="4"/>
-              <w:bottom w:val="single" w:color="999999" w:sz="4"/>
-              <w:right w:val="single" w:color="999999" w:sz="4"/>
-            </w:tcBorders>
-            <w:shd w:fill="E8E8E8" w:val="clear"/>
-          </w:tcPr>
-          <w:p>
-            <w:r>
-              <w:rPr>
-                <w:b w:val="0"/>
-              </w:rPr>
-              <w:t>objective element</w:t>
-            </w:r>
-          </w:p>
-        </w:tc>
-      </w:tr>
-      <w:tr>
-        <w:tc>
-          <w:tcPr>
-            <w:tcW w:type="pct" w:w="22%"/>
-            <w:tcBorders>
-              <w:top w:val="single" w:color="999999" w:sz="4"/>
-              <w:left w:val="single" w:color="999999" w:sz="4"/>
-              <w:bottom w:val="single" w:color="999999" w:sz="4"/>
-              <w:right w:val="single" w:color="999999" w:sz="4"/>
-            </w:tcBorders>
-            <w:shd w:fill="E8E8E8" w:val="clear"/>
-          </w:tcPr>
-          <w:p>
-            <w:r>
-              <w:rPr>
-                <w:b w:val="0"/>
-              </w:rPr>
-              <w:t>PSQ</w:t>
-            </w:r>
-          </w:p>
-        </w:tc>
-        <w:tc>
-          <w:tcPr>
-            <w:tcW w:type="pct" w:w="22%"/>
-            <w:tcBorders>
-              <w:top w:val="single" w:color="999999" w:sz="4"/>
-              <w:left w:val="single" w:color="999999" w:sz="4"/>
-              <w:bottom w:val="single" w:color="999999" w:sz="4"/>
-              <w:right w:val="single" w:color="999999" w:sz="4"/>
-            </w:tcBorders>
-            <w:shd w:fill="E8E8E8" w:val="clear"/>
-          </w:tcPr>
-          <w:p>
-            <w:r>
-              <w:rPr>
-                <w:b w:val="0"/>
-              </w:rPr>
-              <w:t>Patient Safety and Quality Improvement (NABH SHCO chapter 9)</w:t>
-            </w:r>
-          </w:p>
-        </w:tc>
-      </w:tr>
-      <w:tr>
-        <w:tc>
-          <w:tcPr>
-            <w:tcW w:type="pct" w:w="22%"/>
-            <w:tcBorders>
-              <w:top w:val="single" w:color="999999" w:sz="4"/>
-              <w:left w:val="single" w:color="999999" w:sz="4"/>
-              <w:bottom w:val="single" w:color="999999" w:sz="4"/>
-              <w:right w:val="single" w:color="999999" w:sz="4"/>
-            </w:tcBorders>
-            <w:shd w:fill="E8E8E8" w:val="clear"/>
-          </w:tcPr>
-          <w:p>
-            <w:r>
-              <w:rPr>
-                <w:b w:val="0"/>
-              </w:rPr>
-              <w:t>QI</w:t>
-            </w:r>
-          </w:p>
-        </w:tc>
-        <w:tc>
-          <w:tcPr>
-            <w:tcW w:type="pct" w:w="22%"/>
-            <w:tcBorders>
-              <w:top w:val="single" w:color="999999" w:sz="4"/>
-              <w:left w:val="single" w:color="999999" w:sz="4"/>
-              <w:bottom w:val="single" w:color="999999" w:sz="4"/>
-              <w:right w:val="single" w:color="999999" w:sz="4"/>
-            </w:tcBorders>
-            <w:shd w:fill="E8E8E8" w:val="clear"/>
-          </w:tcPr>
-          <w:p>
-            <w:r>
-              <w:rPr>
-                <w:b w:val="0"/>
-              </w:rPr>
-              <w:t>quality improvement</w:t>
-            </w:r>
-          </w:p>
-        </w:tc>
-      </w:tr>
-      <w:tr>
-        <w:tc>
-          <w:tcPr>
-            <w:tcW w:type="pct" w:w="22%"/>
-            <w:tcBorders>
-              <w:top w:val="single" w:color="999999" w:sz="4"/>
-              <w:left w:val="single" w:color="999999" w:sz="4"/>
-              <w:bottom w:val="single" w:color="999999" w:sz="4"/>
-              <w:right w:val="single" w:color="999999" w:sz="4"/>
-            </w:tcBorders>
-            <w:shd w:fill="E8E8E8" w:val="clear"/>
-          </w:tcPr>
-          <w:p>
-            <w:r>
-              <w:rPr>
-                <w:b w:val="0"/>
-              </w:rPr>
-              <w:t>SHCO</w:t>
-            </w:r>
-          </w:p>
-        </w:tc>
-        <w:tc>
-          <w:tcPr>
-            <w:tcW w:type="pct" w:w="22%"/>
-            <w:tcBorders>
-              <w:top w:val="single" w:color="999999" w:sz="4"/>
-              <w:left w:val="single" w:color="999999" w:sz="4"/>
-              <w:bottom w:val="single" w:color="999999" w:sz="4"/>
-              <w:right w:val="single" w:color="999999" w:sz="4"/>
-            </w:tcBorders>
-            <w:shd w:fill="E8E8E8" w:val="clear"/>
-          </w:tcPr>
-          <w:p>
-            <w:r>
-              <w:rPr>
-                <w:b w:val="0"/>
-              </w:rPr>
-              <w:t>Standards for Small Healthcare Organisations</w:t>
-            </w:r>
-          </w:p>
-        </w:tc>
-      </w:tr>
-    </w:tbl>
-    <w:p>
-      <w:pPr>
-        <w:pStyle w:val="Heading1"/>
-        <w:spacing w:after="120" w:before="280"/>
-      </w:pPr>
-      <w:r>
-        <w:t>11. Traceability to NABH SHCO 3rd Edition PSQ.4</w:t>
-      </w:r>
-    </w:p>
-    <w:p>
-      <w:pPr>
-        <w:spacing w:after="120"/>
-      </w:pPr>
-      <w:r>
-        <w:rPr>
-          <w:i/>
-          <w:iCs/>
-          <w:sz w:val="20"/>
-          <w:szCs w:val="20"/>
-        </w:rPr>
-        <w:t xml:space="preserve">This table is an index. It is not how the policy is organised.</w:t>
-      </w:r>
-    </w:p>
     <w:p>
       <w:pPr>
         <w:pStyle w:val="Heading1"/>
